--- a/docx4j-core-tests/src/test/resources/charts/authoring/p5w-add-category-before.docx
+++ b/docx4j-core-tests/src/test/resources/charts/authoring/p5w-add-category-before.docx
@@ -8,10 +8,10 @@
           <w:noProof/>
         </w:rPr>
         <w:drawing>
-          <wp:inline distT="0" distB="0" distL="0" distR="0" wp14:anchorId="1CAE9826" wp14:editId="710FACDD">
+          <wp:inline distT="0" distB="0" distL="0" distR="0" wp14:anchorId="7C62665D" wp14:editId="65FDF2F9">
             <wp:extent cx="5486400" cy="3200400"/>
             <wp:effectExtent l="0" t="0" r="0" b="0"/>
-            <wp:docPr id="893187053" name="Chart 1"/>
+            <wp:docPr id="162416341" name="Chart 1"/>
             <wp:cNvGraphicFramePr/>
             <a:graphic xmlns:a="http://schemas.openxmlformats.org/drawingml/2006/main">
               <a:graphicData uri="http://schemas.openxmlformats.org/drawingml/2006/chart">
@@ -438,7 +438,7 @@
     <w:link w:val="Heading1Char"/>
     <w:uiPriority w:val="9"/>
     <w:qFormat/>
-    <w:rsid w:val="00A41122"/>
+    <w:rsid w:val="000B6238"/>
     <w:pPr>
       <w:keepNext/>
       <w:keepLines/>
@@ -461,7 +461,7 @@
     <w:semiHidden/>
     <w:unhideWhenUsed/>
     <w:qFormat/>
-    <w:rsid w:val="00A41122"/>
+    <w:rsid w:val="000B6238"/>
     <w:pPr>
       <w:keepNext/>
       <w:keepLines/>
@@ -484,7 +484,7 @@
     <w:semiHidden/>
     <w:unhideWhenUsed/>
     <w:qFormat/>
-    <w:rsid w:val="00A41122"/>
+    <w:rsid w:val="000B6238"/>
     <w:pPr>
       <w:keepNext/>
       <w:keepLines/>
@@ -507,7 +507,7 @@
     <w:semiHidden/>
     <w:unhideWhenUsed/>
     <w:qFormat/>
-    <w:rsid w:val="00A41122"/>
+    <w:rsid w:val="000B6238"/>
     <w:pPr>
       <w:keepNext/>
       <w:keepLines/>
@@ -530,7 +530,7 @@
     <w:semiHidden/>
     <w:unhideWhenUsed/>
     <w:qFormat/>
-    <w:rsid w:val="00A41122"/>
+    <w:rsid w:val="000B6238"/>
     <w:pPr>
       <w:keepNext/>
       <w:keepLines/>
@@ -551,7 +551,7 @@
     <w:semiHidden/>
     <w:unhideWhenUsed/>
     <w:qFormat/>
-    <w:rsid w:val="00A41122"/>
+    <w:rsid w:val="000B6238"/>
     <w:pPr>
       <w:keepNext/>
       <w:keepLines/>
@@ -574,7 +574,7 @@
     <w:semiHidden/>
     <w:unhideWhenUsed/>
     <w:qFormat/>
-    <w:rsid w:val="00A41122"/>
+    <w:rsid w:val="000B6238"/>
     <w:pPr>
       <w:keepNext/>
       <w:keepLines/>
@@ -595,7 +595,7 @@
     <w:semiHidden/>
     <w:unhideWhenUsed/>
     <w:qFormat/>
-    <w:rsid w:val="00A41122"/>
+    <w:rsid w:val="000B6238"/>
     <w:pPr>
       <w:keepNext/>
       <w:keepLines/>
@@ -618,7 +618,7 @@
     <w:semiHidden/>
     <w:unhideWhenUsed/>
     <w:qFormat/>
-    <w:rsid w:val="00A41122"/>
+    <w:rsid w:val="000B6238"/>
     <w:pPr>
       <w:keepNext/>
       <w:keepLines/>
@@ -662,7 +662,7 @@
     <w:basedOn w:val="DefaultParagraphFont"/>
     <w:link w:val="Heading1"/>
     <w:uiPriority w:val="9"/>
-    <w:rsid w:val="00A41122"/>
+    <w:rsid w:val="000B6238"/>
     <w:rPr>
       <w:rFonts w:asciiTheme="majorHAnsi" w:eastAsiaTheme="majorEastAsia" w:hAnsiTheme="majorHAnsi" w:cstheme="majorBidi"/>
       <w:color w:val="2F5496" w:themeColor="accent1" w:themeShade="BF"/>
@@ -676,7 +676,7 @@
     <w:link w:val="Heading2"/>
     <w:uiPriority w:val="9"/>
     <w:semiHidden/>
-    <w:rsid w:val="00A41122"/>
+    <w:rsid w:val="000B6238"/>
     <w:rPr>
       <w:rFonts w:asciiTheme="majorHAnsi" w:eastAsiaTheme="majorEastAsia" w:hAnsiTheme="majorHAnsi" w:cstheme="majorBidi"/>
       <w:color w:val="2F5496" w:themeColor="accent1" w:themeShade="BF"/>
@@ -690,7 +690,7 @@
     <w:link w:val="Heading3"/>
     <w:uiPriority w:val="9"/>
     <w:semiHidden/>
-    <w:rsid w:val="00A41122"/>
+    <w:rsid w:val="000B6238"/>
     <w:rPr>
       <w:rFonts w:eastAsiaTheme="majorEastAsia" w:cstheme="majorBidi"/>
       <w:color w:val="2F5496" w:themeColor="accent1" w:themeShade="BF"/>
@@ -704,7 +704,7 @@
     <w:link w:val="Heading4"/>
     <w:uiPriority w:val="9"/>
     <w:semiHidden/>
-    <w:rsid w:val="00A41122"/>
+    <w:rsid w:val="000B6238"/>
     <w:rPr>
       <w:rFonts w:eastAsiaTheme="majorEastAsia" w:cstheme="majorBidi"/>
       <w:i/>
@@ -718,7 +718,7 @@
     <w:link w:val="Heading5"/>
     <w:uiPriority w:val="9"/>
     <w:semiHidden/>
-    <w:rsid w:val="00A41122"/>
+    <w:rsid w:val="000B6238"/>
     <w:rPr>
       <w:rFonts w:eastAsiaTheme="majorEastAsia" w:cstheme="majorBidi"/>
       <w:color w:val="2F5496" w:themeColor="accent1" w:themeShade="BF"/>
@@ -730,7 +730,7 @@
     <w:link w:val="Heading6"/>
     <w:uiPriority w:val="9"/>
     <w:semiHidden/>
-    <w:rsid w:val="00A41122"/>
+    <w:rsid w:val="000B6238"/>
     <w:rPr>
       <w:rFonts w:eastAsiaTheme="majorEastAsia" w:cstheme="majorBidi"/>
       <w:i/>
@@ -744,7 +744,7 @@
     <w:link w:val="Heading7"/>
     <w:uiPriority w:val="9"/>
     <w:semiHidden/>
-    <w:rsid w:val="00A41122"/>
+    <w:rsid w:val="000B6238"/>
     <w:rPr>
       <w:rFonts w:eastAsiaTheme="majorEastAsia" w:cstheme="majorBidi"/>
       <w:color w:val="595959" w:themeColor="text1" w:themeTint="A6"/>
@@ -756,7 +756,7 @@
     <w:link w:val="Heading8"/>
     <w:uiPriority w:val="9"/>
     <w:semiHidden/>
-    <w:rsid w:val="00A41122"/>
+    <w:rsid w:val="000B6238"/>
     <w:rPr>
       <w:rFonts w:eastAsiaTheme="majorEastAsia" w:cstheme="majorBidi"/>
       <w:i/>
@@ -770,7 +770,7 @@
     <w:link w:val="Heading9"/>
     <w:uiPriority w:val="9"/>
     <w:semiHidden/>
-    <w:rsid w:val="00A41122"/>
+    <w:rsid w:val="000B6238"/>
     <w:rPr>
       <w:rFonts w:eastAsiaTheme="majorEastAsia" w:cstheme="majorBidi"/>
       <w:color w:val="272727" w:themeColor="text1" w:themeTint="D8"/>
@@ -783,7 +783,7 @@
     <w:link w:val="TitleChar"/>
     <w:uiPriority w:val="10"/>
     <w:qFormat/>
-    <w:rsid w:val="00A41122"/>
+    <w:rsid w:val="000B6238"/>
     <w:pPr>
       <w:spacing w:after="80" w:line="240" w:lineRule="auto"/>
       <w:contextualSpacing/>
@@ -801,7 +801,7 @@
     <w:basedOn w:val="DefaultParagraphFont"/>
     <w:link w:val="Title"/>
     <w:uiPriority w:val="10"/>
-    <w:rsid w:val="00A41122"/>
+    <w:rsid w:val="000B6238"/>
     <w:rPr>
       <w:rFonts w:asciiTheme="majorHAnsi" w:eastAsiaTheme="majorEastAsia" w:hAnsiTheme="majorHAnsi" w:cstheme="majorBidi"/>
       <w:spacing w:val="-10"/>
@@ -817,7 +817,7 @@
     <w:link w:val="SubtitleChar"/>
     <w:uiPriority w:val="11"/>
     <w:qFormat/>
-    <w:rsid w:val="00A41122"/>
+    <w:rsid w:val="000B6238"/>
     <w:pPr>
       <w:numPr>
         <w:ilvl w:val="1"/>
@@ -836,7 +836,7 @@
     <w:basedOn w:val="DefaultParagraphFont"/>
     <w:link w:val="Subtitle"/>
     <w:uiPriority w:val="11"/>
-    <w:rsid w:val="00A41122"/>
+    <w:rsid w:val="000B6238"/>
     <w:rPr>
       <w:rFonts w:eastAsiaTheme="majorEastAsia" w:cstheme="majorBidi"/>
       <w:color w:val="595959" w:themeColor="text1" w:themeTint="A6"/>
@@ -852,7 +852,7 @@
     <w:link w:val="QuoteChar"/>
     <w:uiPriority w:val="29"/>
     <w:qFormat/>
-    <w:rsid w:val="00A41122"/>
+    <w:rsid w:val="000B6238"/>
     <w:pPr>
       <w:spacing w:before="160"/>
       <w:jc w:val="center"/>
@@ -868,7 +868,7 @@
     <w:basedOn w:val="DefaultParagraphFont"/>
     <w:link w:val="Quote"/>
     <w:uiPriority w:val="29"/>
-    <w:rsid w:val="00A41122"/>
+    <w:rsid w:val="000B6238"/>
     <w:rPr>
       <w:i/>
       <w:iCs/>
@@ -880,7 +880,7 @@
     <w:basedOn w:val="Normal"/>
     <w:uiPriority w:val="34"/>
     <w:qFormat/>
-    <w:rsid w:val="00A41122"/>
+    <w:rsid w:val="000B6238"/>
     <w:pPr>
       <w:ind w:left="720"/>
       <w:contextualSpacing/>
@@ -891,7 +891,7 @@
     <w:basedOn w:val="DefaultParagraphFont"/>
     <w:uiPriority w:val="21"/>
     <w:qFormat/>
-    <w:rsid w:val="00A41122"/>
+    <w:rsid w:val="000B6238"/>
     <w:rPr>
       <w:i/>
       <w:iCs/>
@@ -905,7 +905,7 @@
     <w:link w:val="IntenseQuoteChar"/>
     <w:uiPriority w:val="30"/>
     <w:qFormat/>
-    <w:rsid w:val="00A41122"/>
+    <w:rsid w:val="000B6238"/>
     <w:pPr>
       <w:pBdr>
         <w:top w:val="single" w:sz="4" w:space="10" w:color="2F5496" w:themeColor="accent1" w:themeShade="BF"/>
@@ -926,7 +926,7 @@
     <w:basedOn w:val="DefaultParagraphFont"/>
     <w:link w:val="IntenseQuote"/>
     <w:uiPriority w:val="30"/>
-    <w:rsid w:val="00A41122"/>
+    <w:rsid w:val="000B6238"/>
     <w:rPr>
       <w:i/>
       <w:iCs/>
@@ -938,7 +938,7 @@
     <w:basedOn w:val="DefaultParagraphFont"/>
     <w:uiPriority w:val="32"/>
     <w:qFormat/>
-    <w:rsid w:val="00A41122"/>
+    <w:rsid w:val="000B6238"/>
     <w:rPr>
       <w:b/>
       <w:bCs/>
@@ -1068,7 +1068,7 @@
           </c:val>
           <c:extLst>
             <c:ext xmlns:c16="http://schemas.microsoft.com/office/drawing/2014/chart" uri="{C3380CC4-5D6E-409C-BE32-E72D297353CC}">
-              <c16:uniqueId val="{00000000-7B51-4880-ABF2-4C4B09CDC67E}"/>
+              <c16:uniqueId val="{00000000-E792-4927-ACF6-3AB2B9CCAB99}"/>
             </c:ext>
           </c:extLst>
         </c:ser>
@@ -1139,7 +1139,7 @@
           </c:val>
           <c:extLst>
             <c:ext xmlns:c16="http://schemas.microsoft.com/office/drawing/2014/chart" uri="{C3380CC4-5D6E-409C-BE32-E72D297353CC}">
-              <c16:uniqueId val="{00000001-7B51-4880-ABF2-4C4B09CDC67E}"/>
+              <c16:uniqueId val="{00000001-E792-4927-ACF6-3AB2B9CCAB99}"/>
             </c:ext>
           </c:extLst>
         </c:ser>
@@ -1210,7 +1210,7 @@
           </c:val>
           <c:extLst>
             <c:ext xmlns:c16="http://schemas.microsoft.com/office/drawing/2014/chart" uri="{C3380CC4-5D6E-409C-BE32-E72D297353CC}">
-              <c16:uniqueId val="{00000002-7B51-4880-ABF2-4C4B09CDC67E}"/>
+              <c16:uniqueId val="{00000002-E792-4927-ACF6-3AB2B9CCAB99}"/>
             </c:ext>
           </c:extLst>
         </c:ser>
@@ -1224,11 +1224,11 @@
         </c:dLbls>
         <c:gapWidth val="219"/>
         <c:overlap val="-27"/>
-        <c:axId val="2700255"/>
-        <c:axId val="2074804736"/>
+        <c:axId val="70247856"/>
+        <c:axId val="53918400"/>
       </c:barChart>
       <c:catAx>
-        <c:axId val="2700255"/>
+        <c:axId val="70247856"/>
         <c:scaling>
           <c:orientation val="minMax"/>
         </c:scaling>
@@ -1271,7 +1271,7 @@
             <a:endParaRPr lang="en-US"/>
           </a:p>
         </c:txPr>
-        <c:crossAx val="2074804736"/>
+        <c:crossAx val="53918400"/>
         <c:crosses val="autoZero"/>
         <c:auto val="1"/>
         <c:lblAlgn val="ctr"/>
@@ -1279,7 +1279,7 @@
         <c:noMultiLvlLbl val="0"/>
       </c:catAx>
       <c:valAx>
-        <c:axId val="2074804736"/>
+        <c:axId val="53918400"/>
         <c:scaling>
           <c:orientation val="minMax"/>
         </c:scaling>
@@ -1330,7 +1330,7 @@
             <a:endParaRPr lang="en-US"/>
           </a:p>
         </c:txPr>
-        <c:crossAx val="2700255"/>
+        <c:crossAx val="70247856"/>
         <c:crosses val="autoZero"/>
         <c:crossBetween val="between"/>
       </c:valAx>
